--- a/materials/y10-11/computer-science/term1/week08/Y10-11 Computer Science T1 W08 Lesson Plan.docx
+++ b/materials/y10-11/computer-science/term1/week08/Y10-11 Computer Science T1 W08 Lesson Plan.docx
@@ -528,7 +528,7 @@
           <w:szCs w:val="20"/>
           <w:u w:val="single"/>
         </w:rPr>
-        <w:t>Students will demonstrate their understanding of algorithms, tracing, variables, input and output, numeric conversion, selection, decomposition and abstraction through internal school knowledge and practical assessments. They will interpret problems, trace instructions and produce independent responses. The practical lesson will collect evidence of their ability to construct a working Python solution, test it against stated requirements and explain the results. Assessment will focus on the content and skills taught during the term.</w:t>
+        <w:t>Students will demonstrate their understanding of decomposition, algorithms, tracing, variables, input and output, arithmetic and selection through internal school knowledge and practical assessments. They will interpret problems, trace instructions and produce independent responses. The practical lesson will collect evidence of their ability to construct a working Python solution, test it against stated requirements and explain the results. Assessment will focus on the content and skills taught during the term.</w:t>
       </w:r>
     </w:p>
     <w:p>
